--- a/policies/build/rewrite_reference/HCO_FMS_2_v2_REWRITE_DRAFT.docx
+++ b/policies/build/rewrite_reference/HCO_FMS_2_v2_REWRITE_DRAFT.docx
@@ -529,7 +529,7 @@
     <w:p>
       <w:pPr/>
       <w:r>
-        <w:t>Do not start or continue clinical care in an area that has no potable water or no electricity, unless the organisation has declared a FMS.7 emergency and the written service-continuity plan for that failure is running.</w:t>
+        <w:t>Do not start or continue clinical care in an area that has no potable water or no electricity, unless the organisation has declared an emergency under the hospital's non-fire emergency plan and the written service-continuity plan for that failure is running.</w:t>
       </w:r>
     </w:p>
     <w:p>
@@ -1667,7 +1667,7 @@
         <w:pStyle w:val="ListBullet"/>
       </w:pPr>
       <w:r>
-        <w:t>Continuity log confirming no unplanned water or power outage in a care area without the FMS.7 continuity plan activating.</w:t>
+        <w:t>Continuity log confirming no unplanned water or power outage in a care area without the hospital's emergency continuity plan activating.</w:t>
       </w:r>
     </w:p>
     <w:p>
@@ -1756,14 +1756,6 @@
       </w:pPr>
       <w:r>
         <w:t>NABH Guidebook to Accreditation Standards for Hospitals, 6th Edition — FMS.2 interpretations.</w:t>
-      </w:r>
-    </w:p>
-    <w:p>
-      <w:pPr>
-        <w:pStyle w:val="ListBullet"/>
-      </w:pPr>
-      <w:r>
-        <w:t>Internal documents of «Hospital Name»: facility-inspection records, as-built drawings, utility and medical-equipment logs, medical-gas records, fire and non-fire plans named for FMS.2.</w:t>
       </w:r>
     </w:p>
     <w:p>
